--- a/automation/outputs/chatgpt_pipeline/assignment_1/essays/docs/chatgpt_write_essay.docx
+++ b/automation/outputs/chatgpt_pipeline/assignment_1/essays/docs/chatgpt_write_essay.docx
@@ -4,19 +4,21 @@
   <w:body>
     <w:p>
       <w:r>
-        <w:t>When Professor Catlove opens a can of cat food, his cats display classical conditioning by associating the can opening with food (Pavlovian response); operant conditioning occurs as their excited behaviors are reinforced by being fed. Social learning may arise if younger cats imitate older cats’ enthusiastic responses, enhancing food-related cues in the environment.</w:t>
+        <w:t>When Professor Catlove opens cat food, his cats’ purring and meowing illustrate classical conditioning: the can opening (neutral stimulus) now predicts food (unconditioned stimulus), causing excitement (conditioned response). Operant conditioning appears if previous vocalizing earned food. Social learning is shown when one cat models purring or rubbing behavior, which others imitate for reward.</w:t>
         <w:br/>
-        <w:t>References:</w:t>
+        <w:t>Citations:</w:t>
         <w:br/>
-        <w:t>1. Bouton, M. E. (2007). Learning and behavior: A contemporary synthesis. Sinauer Associates.</w:t>
         <w:br/>
-        <w:t>2. Pearce, J. M., &amp; Bouton, M. E. (2001). Theories of associative learning in animals. Annual Review of Psychology, 52(1), 111-139.</w:t>
+        <w:t>Pavlov, I. P. (1927). Conditioned Reflexes: An Investigation of the Physiological Activity of the Cerebral Cortex. Oxford University Press.</w:t>
         <w:br/>
-        <w:t>3. Skinner, B. F. (1938). The behavior of organisms: An experimental analysis. Appleton-Century.</w:t>
+        <w:t>Skinner, B. F. (1938). The Behavior of Organisms: An Experimental Analysis. Appleton-Century.</w:t>
         <w:br/>
-        <w:t>4. Bandura, A. (1977). Social learning theory. Prentice-Hall.</w:t>
+        <w:t>Bandura, A. (1977). Social Learning Theory. Prentice-Hall.</w:t>
         <w:br/>
-        <w:t>5. Zentall, T. R. (2012). Perspectives on observational learning in animals. Journal of Comparative Psychology, 126(2), 114-128.</w:t>
+        <w:t>Bräuer, J., &amp; Belger, J. (2018). Social learning in animals: Empirical studies and theoretical approaches. Learning &amp; Behavior, 46(4), 367-371.</w:t>
+        <w:br/>
+        <w:t>Mills, D. S., &amp; Mills, C. B. (2015). Understanding animal behaviour. In The Domestic Cat: The Biology of its Behaviour (3rd Ed., pp. 26-42). Cambridge University Press.</w:t>
+        <w:br/>
       </w:r>
     </w:p>
     <w:sectPr>
